--- a/skills/bio-report-writing/assets/report_template.docx
+++ b/skills/bio-report-writing/assets/report_template.docx
@@ -9,11 +9,6 @@
       </w:pPr>
       <w:bookmarkStart w:id="1" w:name="slot_report_title"/>
       <w:r>
-        <w:rPr>
-          <w:rFonts w:ascii="Times New Roman" w:hAnsi="Times New Roman" w:eastAsia="宋体"/>
-          <w:b w:val="0"/>
-          <w:sz w:val="23"/>
-        </w:rPr>
         <w:t>[[REPORT_TITLE]]</w:t>
       </w:r>
       <w:bookmarkEnd w:id="1"/>
@@ -27,11 +22,6 @@
       </w:r>
       <w:bookmarkStart w:id="2" w:name="slot_report_audience"/>
       <w:r>
-        <w:rPr>
-          <w:rFonts w:ascii="Times New Roman" w:hAnsi="Times New Roman" w:eastAsia="宋体"/>
-          <w:b w:val="0"/>
-          <w:sz w:val="23"/>
-        </w:rPr>
         <w:t>[[REPORT_AUDIENCE]]</w:t>
       </w:r>
       <w:bookmarkEnd w:id="2"/>
@@ -45,13 +35,11 @@
       </w:r>
     </w:p>
     <w:p>
+      <w:r>
+        <w:t xml:space="preserve">本报告概述本次分析的对象、方法、主要结果和适用范围。 </w:t>
+      </w:r>
       <w:bookmarkStart w:id="3" w:name="slot_report_summary"/>
       <w:r>
-        <w:rPr>
-          <w:rFonts w:ascii="Times New Roman" w:hAnsi="Times New Roman" w:eastAsia="宋体"/>
-          <w:b w:val="0"/>
-          <w:sz w:val="23"/>
-        </w:rPr>
         <w:t>[[REPORT_SUMMARY]]</w:t>
       </w:r>
       <w:bookmarkEnd w:id="3"/>
@@ -65,13 +53,11 @@
       </w:r>
     </w:p>
     <w:p>
+      <w:r>
+        <w:t xml:space="preserve">纳入数据、推断单位、比较方向和适用边界如下。 </w:t>
+      </w:r>
       <w:bookmarkStart w:id="4" w:name="slot_analysis_scope"/>
       <w:r>
-        <w:rPr>
-          <w:rFonts w:ascii="Times New Roman" w:hAnsi="Times New Roman" w:eastAsia="宋体"/>
-          <w:b w:val="0"/>
-          <w:sz w:val="23"/>
-        </w:rPr>
         <w:t>[[ANALYSIS_SCOPE]]</w:t>
       </w:r>
       <w:bookmarkEnd w:id="4"/>
@@ -85,13 +71,11 @@
       </w:r>
     </w:p>
     <w:p>
+      <w:r>
+        <w:t xml:space="preserve">本次分析使用已批准的输入、方法和参数。 </w:t>
+      </w:r>
       <w:bookmarkStart w:id="5" w:name="slot_analysis_method"/>
       <w:r>
-        <w:rPr>
-          <w:rFonts w:ascii="Times New Roman" w:hAnsi="Times New Roman" w:eastAsia="宋体"/>
-          <w:b w:val="0"/>
-          <w:sz w:val="23"/>
-        </w:rPr>
         <w:t>[[ANALYSIS_METHOD]]</w:t>
       </w:r>
       <w:bookmarkEnd w:id="5"/>
@@ -105,13 +89,11 @@
       </w:r>
     </w:p>
     <w:p>
+      <w:r>
+        <w:t xml:space="preserve">以下列出可核对的质量控制事实及其对解释的影响。 </w:t>
+      </w:r>
       <w:bookmarkStart w:id="6" w:name="slot_analysis_qc"/>
       <w:r>
-        <w:rPr>
-          <w:rFonts w:ascii="Times New Roman" w:hAnsi="Times New Roman" w:eastAsia="宋体"/>
-          <w:b w:val="0"/>
-          <w:sz w:val="23"/>
-        </w:rPr>
         <w:t>[[ANALYSIS_QC]]</w:t>
       </w:r>
       <w:bookmarkEnd w:id="6"/>
@@ -125,13 +107,11 @@
       </w:r>
     </w:p>
     <w:p>
+      <w:r>
+        <w:t xml:space="preserve">结果按分析点的公开顺序呈现，先给结论，再给数字证据和解释边界。 </w:t>
+      </w:r>
       <w:bookmarkStart w:id="7" w:name="slot_analysis_result"/>
       <w:r>
-        <w:rPr>
-          <w:rFonts w:ascii="Times New Roman" w:hAnsi="Times New Roman" w:eastAsia="宋体"/>
-          <w:b w:val="0"/>
-          <w:sz w:val="23"/>
-        </w:rPr>
         <w:t>[[ANALYSIS_RESULT]]</w:t>
       </w:r>
       <w:bookmarkEnd w:id="7"/>
@@ -140,8 +120,16 @@
       <w:tblPr>
         <w:tblW w:type="auto" w:w="0"/>
         <w:jc w:val="center"/>
-        <w:tblLayout w:type="autofit"/>
+        <w:tblLayout w:type="fixed"/>
         <w:tblLook w:firstColumn="1" w:firstRow="1" w:lastColumn="0" w:lastRow="0" w:noHBand="0" w:noVBand="1" w:val="04A0"/>
+        <w:tblBorders>
+          <w:top w:val="single" w:sz="8" w:space="0" w:color="5B9BD5"/>
+          <w:left w:val="single" w:sz="16" w:space="0" w:color="5B9BD5"/>
+          <w:bottom w:val="single" w:sz="8" w:space="0" w:color="5B9BD5"/>
+          <w:right w:val="single" w:sz="8" w:space="0" w:color="5B9BD5"/>
+          <w:insideH w:val="nil"/>
+          <w:insideV w:val="nil"/>
+        </w:tblBorders>
       </w:tblPr>
       <w:tblGrid>
         <w:gridCol w:w="9638"/>
@@ -157,7 +145,7 @@
             <w:shd w:val="clear" w:fill="DDEBF7"/>
             <w:tcBorders>
               <w:top w:val="single" w:sz="8" w:space="0" w:color="5B9BD5"/>
-              <w:left w:val="single" w:sz="8" w:space="0" w:color="5B9BD5"/>
+              <w:left w:val="single" w:sz="16" w:space="0" w:color="5B9BD5"/>
               <w:bottom w:val="single" w:sz="8" w:space="0" w:color="5B9BD5"/>
               <w:right w:val="single" w:sz="8" w:space="0" w:color="5B9BD5"/>
             </w:tcBorders>
@@ -169,33 +157,42 @@
             </w:tcMar>
           </w:tcPr>
           <w:p>
-            <w:pPr>
-              <w:keepLines/>
-              <w:pBdr>
-                <w:top w:val="single" w:sz="8" w:space="6" w:color="5B9BD5"/>
-                <w:left w:val="single" w:sz="8" w:space="6" w:color="5B9BD5"/>
-                <w:bottom w:val="single" w:sz="8" w:space="6" w:color="5B9BD5"/>
-                <w:right w:val="single" w:sz="8" w:space="6" w:color="5B9BD5"/>
-              </w:pBdr>
-              <w:shd w:val="clear" w:fill="DDEBF7"/>
-              <w:ind w:left="200" w:right="200"/>
-            </w:pPr>
             <w:r>
               <w:rPr>
                 <w:rFonts w:ascii="Times New Roman" w:hAnsi="Times New Roman" w:eastAsia="宋体"/>
                 <w:b/>
                 <w:color w:val="2F75B5"/>
-                <w:sz w:val="23"/>
               </w:rPr>
               <w:t>Note：</w:t>
             </w:r>
+          </w:p>
+        </w:tc>
+      </w:tr>
+      <w:tr>
+        <w:trPr>
+          <w:cantSplit/>
+        </w:trPr>
+        <w:tc>
+          <w:tcPr>
+            <w:tcW w:type="dxa" w:w="9638"/>
+            <w:vAlign w:val="center"/>
+            <w:shd w:val="clear" w:fill="DDEBF7"/>
+            <w:tcBorders>
+              <w:top w:val="single" w:sz="8" w:space="0" w:color="5B9BD5"/>
+              <w:left w:val="single" w:sz="16" w:space="0" w:color="5B9BD5"/>
+              <w:bottom w:val="single" w:sz="8" w:space="0" w:color="5B9BD5"/>
+              <w:right w:val="single" w:sz="8" w:space="0" w:color="5B9BD5"/>
+            </w:tcBorders>
+            <w:tcMar>
+              <w:top w:w="120" w:type="dxa"/>
+              <w:left w:w="120" w:type="dxa"/>
+              <w:bottom w:w="120" w:type="dxa"/>
+              <w:right w:w="120" w:type="dxa"/>
+            </w:tcMar>
+          </w:tcPr>
+          <w:p>
             <w:bookmarkStart w:id="8" w:name="slot_note_direction"/>
             <w:r>
-              <w:rPr>
-                <w:rFonts w:ascii="Times New Roman" w:hAnsi="Times New Roman" w:eastAsia="宋体"/>
-                <w:b w:val="0"/>
-                <w:sz w:val="23"/>
-              </w:rPr>
               <w:t>[[NOTE:DIRECTION]]</w:t>
             </w:r>
             <w:bookmarkEnd w:id="8"/>
@@ -212,11 +209,6 @@
       </w:r>
       <w:bookmarkStart w:id="9" w:name="slot_table_results_caption"/>
       <w:r>
-        <w:rPr>
-          <w:rFonts w:ascii="Times New Roman" w:hAnsi="Times New Roman" w:eastAsia="宋体"/>
-          <w:b w:val="0"/>
-          <w:sz w:val="23"/>
-        </w:rPr>
         <w:t>[[TABLE:RESULTS.CAPTION]]</w:t>
       </w:r>
       <w:bookmarkEnd w:id="9"/>
@@ -440,27 +432,7 @@
     </w:tbl>
     <w:p>
       <w:pPr>
-        <w:pStyle w:val="Heading1"/>
-      </w:pPr>
-      <w:r>
-        <w:t>综合结论</w:t>
-      </w:r>
-    </w:p>
-    <w:p>
-      <w:bookmarkStart w:id="10" w:name="slot_analysis_conclusion"/>
-      <w:r>
-        <w:rPr>
-          <w:rFonts w:ascii="Times New Roman" w:hAnsi="Times New Roman" w:eastAsia="宋体"/>
-          <w:b w:val="0"/>
-          <w:sz w:val="23"/>
-        </w:rPr>
-        <w:t>[[ANALYSIS_CONCLUSION]]</w:t>
-      </w:r>
-      <w:bookmarkEnd w:id="10"/>
-    </w:p>
-    <w:p>
-      <w:pPr>
-        <w:pStyle w:val="Heading1"/>
+        <w:pStyle w:val="Heading2"/>
       </w:pPr>
       <w:r>
         <w:t>图件</w:t>
@@ -474,55 +446,49 @@
       <w:r>
         <w:t xml:space="preserve">图 1. </w:t>
       </w:r>
-      <w:bookmarkStart w:id="11" w:name="slot_figure_f1_title"/>
+      <w:bookmarkStart w:id="10" w:name="slot_figure_f1_title"/>
       <w:r>
-        <w:rPr>
-          <w:rFonts w:ascii="Times New Roman" w:hAnsi="Times New Roman" w:eastAsia="宋体"/>
-          <w:b w:val="0"/>
-          <w:sz w:val="23"/>
-        </w:rPr>
         <w:t>[[FIGURE:F1.TITLE]]</w:t>
       </w:r>
-      <w:bookmarkEnd w:id="11"/>
+      <w:bookmarkEnd w:id="10"/>
     </w:p>
     <w:p>
       <w:pPr>
         <w:jc w:val="center"/>
-        <w:keepLines/>
-        <w:pBdr>
-          <w:top w:val="single" w:sz="8" w:space="6" w:color="B7C9D6"/>
-          <w:left w:val="single" w:sz="8" w:space="6" w:color="B7C9D6"/>
-          <w:bottom w:val="single" w:sz="8" w:space="6" w:color="B7C9D6"/>
-          <w:right w:val="single" w:sz="8" w:space="6" w:color="B7C9D6"/>
-        </w:pBdr>
-        <w:shd w:val="clear" w:fill="F4F8FA"/>
-        <w:ind w:left="200" w:right="200"/>
         <w:keepNext/>
       </w:pPr>
-      <w:bookmarkStart w:id="12" w:name="slot_figure_f1_source"/>
+      <w:bookmarkStart w:id="11" w:name="slot_figure_f1_source"/>
       <w:r>
-        <w:rPr>
-          <w:rFonts w:ascii="Times New Roman" w:hAnsi="Times New Roman" w:eastAsia="宋体"/>
-          <w:b w:val="0"/>
-          <w:sz w:val="23"/>
-        </w:rPr>
         <w:t>[[FIGURE:F1.SOURCE]]</w:t>
       </w:r>
-      <w:bookmarkEnd w:id="12"/>
+      <w:bookmarkEnd w:id="11"/>
     </w:p>
     <w:p>
       <w:pPr>
         <w:pStyle w:val="Caption"/>
         <w:keepNext/>
       </w:pPr>
-      <w:bookmarkStart w:id="13" w:name="slot_figure_f1_caption"/>
+      <w:bookmarkStart w:id="12" w:name="slot_figure_f1_caption"/>
       <w:r>
-        <w:rPr>
-          <w:rFonts w:ascii="Times New Roman" w:hAnsi="Times New Roman" w:eastAsia="宋体"/>
-          <w:b w:val="0"/>
-          <w:sz w:val="23"/>
-        </w:rPr>
         <w:t>[[FIGURE:F1.CAPTION]]</w:t>
+      </w:r>
+      <w:bookmarkEnd w:id="12"/>
+    </w:p>
+    <w:p>
+      <w:pPr>
+        <w:pStyle w:val="Heading1"/>
+      </w:pPr>
+      <w:r>
+        <w:t>综合结论</w:t>
+      </w:r>
+    </w:p>
+    <w:p>
+      <w:r>
+        <w:t xml:space="preserve">综合结论仅回收上文已确认的结果。 </w:t>
+      </w:r>
+      <w:bookmarkStart w:id="13" w:name="slot_analysis_conclusion"/>
+      <w:r>
+        <w:t>[[ANALYSIS_CONCLUSION]]</w:t>
       </w:r>
       <w:bookmarkEnd w:id="13"/>
     </w:p>
@@ -535,13 +501,11 @@
       </w:r>
     </w:p>
     <w:p>
+      <w:r>
+        <w:t xml:space="preserve">下列限制说明结果仍可解释的范围和待验证事项。 </w:t>
+      </w:r>
       <w:bookmarkStart w:id="14" w:name="slot_analysis_limitations"/>
       <w:r>
-        <w:rPr>
-          <w:rFonts w:ascii="Times New Roman" w:hAnsi="Times New Roman" w:eastAsia="宋体"/>
-          <w:b w:val="0"/>
-          <w:sz w:val="23"/>
-        </w:rPr>
         <w:t>[[ANALYSIS_LIMITATIONS]]</w:t>
       </w:r>
       <w:bookmarkEnd w:id="14"/>
@@ -557,11 +521,6 @@
     <w:p>
       <w:bookmarkStart w:id="15" w:name="slot_outputs_intro"/>
       <w:r>
-        <w:rPr>
-          <w:rFonts w:ascii="Times New Roman" w:hAnsi="Times New Roman" w:eastAsia="宋体"/>
-          <w:b w:val="0"/>
-          <w:sz w:val="23"/>
-        </w:rPr>
         <w:t>[[OUTPUTS_INTRO]]</w:t>
       </w:r>
       <w:bookmarkEnd w:id="15"/>
@@ -575,11 +534,6 @@
       </w:r>
       <w:bookmarkStart w:id="16" w:name="slot_table_outputs_caption"/>
       <w:r>
-        <w:rPr>
-          <w:rFonts w:ascii="Times New Roman" w:hAnsi="Times New Roman" w:eastAsia="宋体"/>
-          <w:b w:val="0"/>
-          <w:sz w:val="23"/>
-        </w:rPr>
         <w:t>[[TABLE:OUTPUTS.CAPTION]]</w:t>
       </w:r>
       <w:bookmarkEnd w:id="16"/>
@@ -622,7 +576,7 @@
                 <w:color w:val="0F4761"/>
                 <w:sz w:val="21"/>
               </w:rPr>
-              <w:t>实际文件名</w:t>
+              <w:t>文件名</w:t>
             </w:r>
           </w:p>
         </w:tc>
@@ -714,7 +668,7 @@
                 <w:color w:val="0F4761"/>
                 <w:sz w:val="21"/>
               </w:rPr>
-              <w:t>下游消费者</w:t>
+              <w:t>消费者</w:t>
             </w:r>
           </w:p>
         </w:tc>
@@ -859,13 +813,11 @@
       </w:r>
     </w:p>
     <w:p>
+      <w:r>
+        <w:t xml:space="preserve">本报告实际使用的来源如下。 </w:t>
+      </w:r>
       <w:bookmarkStart w:id="17" w:name="slot_references"/>
       <w:r>
-        <w:rPr>
-          <w:rFonts w:ascii="Times New Roman" w:hAnsi="Times New Roman" w:eastAsia="宋体"/>
-          <w:b w:val="0"/>
-          <w:sz w:val="23"/>
-        </w:rPr>
         <w:t>[[REFERENCES]]</w:t>
       </w:r>
       <w:bookmarkEnd w:id="17"/>
@@ -887,11 +839,6 @@
       </w:r>
       <w:bookmarkStart w:id="18" w:name="slot_table_versions_caption"/>
       <w:r>
-        <w:rPr>
-          <w:rFonts w:ascii="Times New Roman" w:hAnsi="Times New Roman" w:eastAsia="宋体"/>
-          <w:b w:val="0"/>
-          <w:sz w:val="23"/>
-        </w:rPr>
         <w:t>[[TABLE:VERSIONS.CAPTION]]</w:t>
       </w:r>
       <w:bookmarkEnd w:id="18"/>
@@ -2236,9 +2183,10 @@
     </w:pPr>
     <w:rPr>
       <w:rFonts w:ascii="Times New Roman" w:hAnsi="Times New Roman" w:eastAsia="宋体"/>
-      <w:b/>
+      <w:b w:val="0"/>
       <w:bCs/>
-      <w:color w:val="2F75B5"/>
+      <w:i/>
+      <w:color w:val="4F81BD" w:themeColor="accent1"/>
       <w:sz w:val="19"/>
       <w:szCs w:val="18"/>
     </w:rPr>
